--- a/Day-8.docx
+++ b/Day-8.docx
@@ -8,45 +8,57 @@
         <w:rPr>
           <w:b/>
           <w:bCs/>
-        </w:rPr>
-      </w:pPr>
-      <w:r>
-        <w:rPr>
-          <w:b/>
-          <w:bCs/>
+          <w:sz w:val="32"/>
+          <w:szCs w:val="32"/>
+        </w:rPr>
+      </w:pPr>
+      <w:r>
+        <w:rPr>
+          <w:b/>
+          <w:bCs/>
+          <w:sz w:val="32"/>
+          <w:szCs w:val="32"/>
         </w:rPr>
         <w:t>Day-8</w:t>
       </w:r>
     </w:p>
     <w:p>
-      <w:r>
+      <w:pPr>
+        <w:rPr>
+          <w:u w:val="single"/>
+        </w:rPr>
+      </w:pPr>
+      <w:r>
+        <w:rPr>
+          <w:u w:val="single"/>
+        </w:rPr>
         <w:t xml:space="preserve">What is an </w:t>
       </w:r>
       <w:proofErr w:type="gramStart"/>
       <w:r>
+        <w:rPr>
+          <w:u w:val="single"/>
+        </w:rPr>
         <w:t>operator ?</w:t>
       </w:r>
       <w:proofErr w:type="gramEnd"/>
     </w:p>
     <w:p>
       <w:r>
-        <w:t>----------------</w:t>
-      </w:r>
-    </w:p>
-    <w:p>
-      <w:r>
         <w:t>operator is a symbol that performs a specific task.</w:t>
       </w:r>
     </w:p>
-    <w:p/>
-    <w:p>
-      <w:r>
+    <w:p>
+      <w:pPr>
+        <w:rPr>
+          <w:u w:val="single"/>
+        </w:rPr>
+      </w:pPr>
+      <w:r>
+        <w:rPr>
+          <w:u w:val="single"/>
+        </w:rPr>
         <w:t>syntax</w:t>
-      </w:r>
-    </w:p>
-    <w:p>
-      <w:r>
-        <w:t>-------</w:t>
       </w:r>
     </w:p>
     <w:p>
@@ -274,7 +286,7 @@
     <w:p>
       <w:r>
         <w:pict w14:anchorId="26314451">
-          <v:rect id="_x0000_i1193" style="width:0;height:1.5pt" o:hralign="center" o:hrstd="t" o:hr="t" fillcolor="#a0a0a0" stroked="f"/>
+          <v:rect id="_x0000_i1025" style="width:0;height:1.5pt" o:hralign="center" o:hrstd="t" o:hr="t" fillcolor="#a0a0a0" stroked="f"/>
         </w:pict>
       </w:r>
     </w:p>
@@ -800,7 +812,6 @@
                 <w:b/>
                 <w:bCs/>
               </w:rPr>
-              <w:lastRenderedPageBreak/>
               <w:t>%</w:t>
             </w:r>
           </w:p>
@@ -883,6 +894,7 @@
           <w:b/>
           <w:bCs/>
         </w:rPr>
+        <w:lastRenderedPageBreak/>
         <w:t>STEP 1: Create Table</w:t>
       </w:r>
     </w:p>
@@ -930,7 +942,7 @@
     <w:p>
       <w:r>
         <w:pict w14:anchorId="4B168F8C">
-          <v:rect id="_x0000_i1194" style="width:0;height:1.5pt" o:hralign="center" o:hrstd="t" o:hr="t" fillcolor="#a0a0a0" stroked="f"/>
+          <v:rect id="_x0000_i1026" style="width:0;height:1.5pt" o:hralign="center" o:hrstd="t" o:hr="t" fillcolor="#a0a0a0" stroked="f"/>
         </w:pict>
       </w:r>
     </w:p>
@@ -997,7 +1009,7 @@
     <w:p>
       <w:r>
         <w:pict w14:anchorId="3B8DC992">
-          <v:rect id="_x0000_i1195" style="width:0;height:1.5pt" o:hralign="center" o:hrstd="t" o:hr="t" fillcolor="#a0a0a0" stroked="f"/>
+          <v:rect id="_x0000_i1027" style="width:0;height:1.5pt" o:hralign="center" o:hrstd="t" o:hr="t" fillcolor="#a0a0a0" stroked="f"/>
         </w:pict>
       </w:r>
     </w:p>
@@ -1048,7 +1060,7 @@
     <w:p>
       <w:r>
         <w:pict w14:anchorId="497ACC77">
-          <v:rect id="_x0000_i1196" style="width:0;height:1.5pt" o:hralign="center" o:hrstd="t" o:hr="t" fillcolor="#a0a0a0" stroked="f"/>
+          <v:rect id="_x0000_i1028" style="width:0;height:1.5pt" o:hralign="center" o:hrstd="t" o:hr="t" fillcolor="#a0a0a0" stroked="f"/>
         </w:pict>
       </w:r>
     </w:p>
@@ -1084,7 +1096,7 @@
     <w:p>
       <w:r>
         <w:pict w14:anchorId="0702D6B0">
-          <v:rect id="_x0000_i1197" style="width:0;height:1.5pt" o:hralign="center" o:hrstd="t" o:hr="t" fillcolor="#a0a0a0" stroked="f"/>
+          <v:rect id="_x0000_i1029" style="width:0;height:1.5pt" o:hralign="center" o:hrstd="t" o:hr="t" fillcolor="#a0a0a0" stroked="f"/>
         </w:pict>
       </w:r>
     </w:p>
@@ -1120,7 +1132,7 @@
     <w:p>
       <w:r>
         <w:pict w14:anchorId="12F2CF2B">
-          <v:rect id="_x0000_i1198" style="width:0;height:1.5pt" o:hralign="center" o:hrstd="t" o:hr="t" fillcolor="#a0a0a0" stroked="f"/>
+          <v:rect id="_x0000_i1030" style="width:0;height:1.5pt" o:hralign="center" o:hrstd="t" o:hr="t" fillcolor="#a0a0a0" stroked="f"/>
         </w:pict>
       </w:r>
     </w:p>
@@ -1151,7 +1163,7 @@
     <w:p>
       <w:r>
         <w:pict w14:anchorId="08026510">
-          <v:rect id="_x0000_i1199" style="width:0;height:1.5pt" o:hralign="center" o:hrstd="t" o:hr="t" fillcolor="#a0a0a0" stroked="f"/>
+          <v:rect id="_x0000_i1031" style="width:0;height:1.5pt" o:hralign="center" o:hrstd="t" o:hr="t" fillcolor="#a0a0a0" stroked="f"/>
         </w:pict>
       </w:r>
     </w:p>
@@ -1172,29 +1184,29 @@
     </w:p>
     <w:p>
       <w:r>
+        <w:t>SELECT *</w:t>
+      </w:r>
+      <w:r>
+        <w:br/>
+        <w:t xml:space="preserve"> FROM Products</w:t>
+      </w:r>
+      <w:r>
+        <w:br/>
+        <w:t xml:space="preserve"> WHERE qty % 50 &lt;&gt; 0;</w:t>
+      </w:r>
+    </w:p>
+    <w:p>
+      <w:r>
         <w:lastRenderedPageBreak/>
-        <w:t>SELECT *</w:t>
-      </w:r>
-      <w:r>
-        <w:br/>
-        <w:t xml:space="preserve"> FROM Products</w:t>
-      </w:r>
-      <w:r>
-        <w:br/>
-        <w:t xml:space="preserve"> WHERE qty % 50 &lt;&gt; 0;</w:t>
-      </w:r>
-    </w:p>
-    <w:p>
-      <w:r>
         <w:pict w14:anchorId="5EEBD261">
-          <v:rect id="_x0000_i1200" style="width:0;height:1.5pt" o:hralign="center" o:hrstd="t" o:hr="t" fillcolor="#a0a0a0" stroked="f"/>
+          <v:rect id="_x0000_i1032" style="width:0;height:1.5pt" o:hralign="center" o:hrstd="t" o:hr="t" fillcolor="#a0a0a0" stroked="f"/>
         </w:pict>
       </w:r>
     </w:p>
     <w:p>
       <w:r>
         <w:pict w14:anchorId="17F2BC97">
-          <v:rect id="_x0000_i1201" style="width:0;height:1.5pt" o:hralign="center" o:hrstd="t" o:hr="t" fillcolor="#a0a0a0" stroked="f"/>
+          <v:rect id="_x0000_i1033" style="width:0;height:1.5pt" o:hralign="center" o:hrstd="t" o:hr="t" fillcolor="#a0a0a0" stroked="f"/>
         </w:pict>
       </w:r>
     </w:p>
@@ -1240,7 +1252,7 @@
     <w:p>
       <w:r>
         <w:pict w14:anchorId="5639AF2A">
-          <v:rect id="_x0000_i1202" style="width:0;height:1.5pt" o:hralign="center" o:hrstd="t" o:hr="t" fillcolor="#a0a0a0" stroked="f"/>
+          <v:rect id="_x0000_i1034" style="width:0;height:1.5pt" o:hralign="center" o:hrstd="t" o:hr="t" fillcolor="#a0a0a0" stroked="f"/>
         </w:pict>
       </w:r>
     </w:p>
@@ -1271,7 +1283,7 @@
     <w:p>
       <w:r>
         <w:pict w14:anchorId="7E01D4F1">
-          <v:rect id="_x0000_i1203" style="width:0;height:1.5pt" o:hralign="center" o:hrstd="t" o:hr="t" fillcolor="#a0a0a0" stroked="f"/>
+          <v:rect id="_x0000_i1035" style="width:0;height:1.5pt" o:hralign="center" o:hrstd="t" o:hr="t" fillcolor="#a0a0a0" stroked="f"/>
         </w:pict>
       </w:r>
     </w:p>
@@ -1306,7 +1318,7 @@
     <w:p>
       <w:r>
         <w:pict w14:anchorId="275316F7">
-          <v:rect id="_x0000_i1204" style="width:0;height:1.5pt" o:hralign="center" o:hrstd="t" o:hr="t" fillcolor="#a0a0a0" stroked="f"/>
+          <v:rect id="_x0000_i1036" style="width:0;height:1.5pt" o:hralign="center" o:hrstd="t" o:hr="t" fillcolor="#a0a0a0" stroked="f"/>
         </w:pict>
       </w:r>
     </w:p>
@@ -1341,7 +1353,7 @@
     <w:p>
       <w:r>
         <w:pict w14:anchorId="39A4CD7C">
-          <v:rect id="_x0000_i1205" style="width:0;height:1.5pt" o:hralign="center" o:hrstd="t" o:hr="t" fillcolor="#a0a0a0" stroked="f"/>
+          <v:rect id="_x0000_i1037" style="width:0;height:1.5pt" o:hralign="center" o:hrstd="t" o:hr="t" fillcolor="#a0a0a0" stroked="f"/>
         </w:pict>
       </w:r>
     </w:p>
@@ -1464,7 +1476,7 @@
     <w:p>
       <w:r>
         <w:pict w14:anchorId="026BDA07">
-          <v:rect id="_x0000_i1206" style="width:0;height:1.5pt" o:hralign="center" o:hrstd="t" o:hr="t" fillcolor="#a0a0a0" stroked="f"/>
+          <v:rect id="_x0000_i1038" style="width:0;height:1.5pt" o:hralign="center" o:hrstd="t" o:hr="t" fillcolor="#a0a0a0" stroked="f"/>
         </w:pict>
       </w:r>
     </w:p>
@@ -1480,7 +1492,6 @@
           <w:b/>
           <w:bCs/>
         </w:rPr>
-        <w:lastRenderedPageBreak/>
         <w:t>Types of Comparison Operators</w:t>
       </w:r>
     </w:p>
@@ -1521,6 +1532,7 @@
                 <w:b/>
                 <w:bCs/>
               </w:rPr>
+              <w:lastRenderedPageBreak/>
               <w:t>Operator</w:t>
             </w:r>
           </w:p>
@@ -2082,7 +2094,7 @@
     <w:p>
       <w:r>
         <w:pict w14:anchorId="7E97F90F">
-          <v:rect id="_x0000_i1207" style="width:0;height:1.5pt" o:hralign="center" o:hrstd="t" o:hr="t" fillcolor="#a0a0a0" stroked="f"/>
+          <v:rect id="_x0000_i1039" style="width:0;height:1.5pt" o:hralign="center" o:hrstd="t" o:hr="t" fillcolor="#a0a0a0" stroked="f"/>
         </w:pict>
       </w:r>
     </w:p>
@@ -2177,7 +2189,7 @@
     <w:p>
       <w:r>
         <w:pict w14:anchorId="273AAF56">
-          <v:rect id="_x0000_i1208" style="width:0;height:1.5pt" o:hralign="center" o:hrstd="t" o:hr="t" fillcolor="#a0a0a0" stroked="f"/>
+          <v:rect id="_x0000_i1040" style="width:0;height:1.5pt" o:hralign="center" o:hrstd="t" o:hr="t" fillcolor="#a0a0a0" stroked="f"/>
         </w:pict>
       </w:r>
     </w:p>
@@ -2233,7 +2245,7 @@
     <w:p>
       <w:r>
         <w:pict w14:anchorId="11653C9A">
-          <v:rect id="_x0000_i1209" style="width:0;height:1.5pt" o:hralign="center" o:hrstd="t" o:hr="t" fillcolor="#a0a0a0" stroked="f"/>
+          <v:rect id="_x0000_i1041" style="width:0;height:1.5pt" o:hralign="center" o:hrstd="t" o:hr="t" fillcolor="#a0a0a0" stroked="f"/>
         </w:pict>
       </w:r>
     </w:p>
@@ -2273,7 +2285,7 @@
     <w:p>
       <w:r>
         <w:pict w14:anchorId="73D2A8EC">
-          <v:rect id="_x0000_i1210" style="width:0;height:1.5pt" o:hralign="center" o:hrstd="t" o:hr="t" fillcolor="#a0a0a0" stroked="f"/>
+          <v:rect id="_x0000_i1042" style="width:0;height:1.5pt" o:hralign="center" o:hrstd="t" o:hr="t" fillcolor="#a0a0a0" stroked="f"/>
         </w:pict>
       </w:r>
     </w:p>
@@ -2313,7 +2325,7 @@
     <w:p>
       <w:r>
         <w:pict w14:anchorId="73A762C9">
-          <v:rect id="_x0000_i1211" style="width:0;height:1.5pt" o:hralign="center" o:hrstd="t" o:hr="t" fillcolor="#a0a0a0" stroked="f"/>
+          <v:rect id="_x0000_i1043" style="width:0;height:1.5pt" o:hralign="center" o:hrstd="t" o:hr="t" fillcolor="#a0a0a0" stroked="f"/>
         </w:pict>
       </w:r>
     </w:p>
@@ -2353,7 +2365,7 @@
     <w:p>
       <w:r>
         <w:pict w14:anchorId="7785BF5D">
-          <v:rect id="_x0000_i1212" style="width:0;height:1.5pt" o:hralign="center" o:hrstd="t" o:hr="t" fillcolor="#a0a0a0" stroked="f"/>
+          <v:rect id="_x0000_i1044" style="width:0;height:1.5pt" o:hralign="center" o:hrstd="t" o:hr="t" fillcolor="#a0a0a0" stroked="f"/>
         </w:pict>
       </w:r>
     </w:p>
@@ -2450,7 +2462,7 @@
     <w:p>
       <w:r>
         <w:pict w14:anchorId="610B46D9">
-          <v:rect id="_x0000_i1213" style="width:0;height:1.5pt" o:hralign="center" o:hrstd="t" o:hr="t" fillcolor="#a0a0a0" stroked="f"/>
+          <v:rect id="_x0000_i1045" style="width:0;height:1.5pt" o:hralign="center" o:hrstd="t" o:hr="t" fillcolor="#a0a0a0" stroked="f"/>
         </w:pict>
       </w:r>
     </w:p>
@@ -2490,7 +2502,7 @@
     <w:p>
       <w:r>
         <w:pict w14:anchorId="08A9DA9D">
-          <v:rect id="_x0000_i1214" style="width:0;height:1.5pt" o:hralign="center" o:hrstd="t" o:hr="t" fillcolor="#a0a0a0" stroked="f"/>
+          <v:rect id="_x0000_i1046" style="width:0;height:1.5pt" o:hralign="center" o:hrstd="t" o:hr="t" fillcolor="#a0a0a0" stroked="f"/>
         </w:pict>
       </w:r>
     </w:p>
@@ -2530,7 +2542,7 @@
     <w:p>
       <w:r>
         <w:pict w14:anchorId="77345C19">
-          <v:rect id="_x0000_i1215" style="width:0;height:1.5pt" o:hralign="center" o:hrstd="t" o:hr="t" fillcolor="#a0a0a0" stroked="f"/>
+          <v:rect id="_x0000_i1047" style="width:0;height:1.5pt" o:hralign="center" o:hrstd="t" o:hr="t" fillcolor="#a0a0a0" stroked="f"/>
         </w:pict>
       </w:r>
     </w:p>
@@ -2571,7 +2583,7 @@
     <w:p>
       <w:r>
         <w:pict w14:anchorId="2EBE2B96">
-          <v:rect id="_x0000_i1216" style="width:0;height:1.5pt" o:hralign="center" o:hrstd="t" o:hr="t" fillcolor="#a0a0a0" stroked="f"/>
+          <v:rect id="_x0000_i1048" style="width:0;height:1.5pt" o:hralign="center" o:hrstd="t" o:hr="t" fillcolor="#a0a0a0" stroked="f"/>
         </w:pict>
       </w:r>
     </w:p>
@@ -2664,7 +2676,7 @@
     <w:p>
       <w:r>
         <w:pict w14:anchorId="509AE0C0">
-          <v:rect id="_x0000_i1217" style="width:0;height:1.5pt" o:hralign="center" o:hrstd="t" o:hr="t" fillcolor="#a0a0a0" stroked="f"/>
+          <v:rect id="_x0000_i1049" style="width:0;height:1.5pt" o:hralign="center" o:hrstd="t" o:hr="t" fillcolor="#a0a0a0" stroked="f"/>
         </w:pict>
       </w:r>
     </w:p>
@@ -2700,7 +2712,7 @@
     <w:p>
       <w:r>
         <w:pict w14:anchorId="60ACF59F">
-          <v:rect id="_x0000_i1218" style="width:0;height:1.5pt" o:hralign="center" o:hrstd="t" o:hr="t" fillcolor="#a0a0a0" stroked="f"/>
+          <v:rect id="_x0000_i1050" style="width:0;height:1.5pt" o:hralign="center" o:hrstd="t" o:hr="t" fillcolor="#a0a0a0" stroked="f"/>
         </w:pict>
       </w:r>
     </w:p>
@@ -2736,7 +2748,7 @@
     <w:p>
       <w:r>
         <w:pict w14:anchorId="6657C6BA">
-          <v:rect id="_x0000_i1219" style="width:0;height:1.5pt" o:hralign="center" o:hrstd="t" o:hr="t" fillcolor="#a0a0a0" stroked="f"/>
+          <v:rect id="_x0000_i1051" style="width:0;height:1.5pt" o:hralign="center" o:hrstd="t" o:hr="t" fillcolor="#a0a0a0" stroked="f"/>
         </w:pict>
       </w:r>
     </w:p>
@@ -2772,7 +2784,7 @@
     <w:p>
       <w:r>
         <w:pict w14:anchorId="506FB1F9">
-          <v:rect id="_x0000_i1220" style="width:0;height:1.5pt" o:hralign="center" o:hrstd="t" o:hr="t" fillcolor="#a0a0a0" stroked="f"/>
+          <v:rect id="_x0000_i1052" style="width:0;height:1.5pt" o:hralign="center" o:hrstd="t" o:hr="t" fillcolor="#a0a0a0" stroked="f"/>
         </w:pict>
       </w:r>
     </w:p>
@@ -3548,6 +3560,7 @@
   <w:style w:type="character" w:default="1" w:styleId="DefaultParagraphFont">
     <w:name w:val="Default Paragraph Font"/>
     <w:uiPriority w:val="1"/>
+    <w:semiHidden/>
     <w:unhideWhenUsed/>
   </w:style>
   <w:style w:type="table" w:default="1" w:styleId="TableNormal">
